--- a/public/tours/domestic/weekend_getaway/itineraries/1 Day ECR Coastal Escape.docx
+++ b/public/tours/domestic/weekend_getaway/itineraries/1 Day ECR Coastal Escape.docx
@@ -1,6 +1,6 @@
 
 <file path=word/document.xml><?xml version="1.0" encoding="utf-8"?>
-<w:document xmlns:wpc="http://schemas.microsoft.com/office/word/2010/wordprocessingCanvas" xmlns:cx="http://schemas.microsoft.com/office/drawing/2014/chartex" xmlns:cx1="http://schemas.microsoft.com/office/drawing/2015/9/8/chartex" xmlns:cx2="http://schemas.microsoft.com/office/drawing/2015/10/21/chartex" xmlns:cx3="http://schemas.microsoft.com/office/drawing/2016/5/9/chartex" xmlns:cx4="http://schemas.microsoft.com/office/drawing/2016/5/10/chartex" xmlns:cx5="http://schemas.microsoft.com/office/drawing/2016/5/11/chartex" xmlns:cx6="http://schemas.microsoft.com/office/drawing/2016/5/12/chartex" xmlns:cx7="http://schemas.microsoft.com/office/drawing/2016/5/13/chartex" xmlns:cx8="http://schemas.microsoft.com/office/drawing/2016/5/14/chartex" xmlns:mc="http://schemas.openxmlformats.org/markup-compatibility/2006" xmlns:aink="http://schemas.microsoft.com/office/drawing/2016/ink" xmlns:am3d="http://schemas.microsoft.com/office/drawing/2017/model3d" xmlns:o="urn:schemas-microsoft-com:office:office" xmlns:oel="http://schemas.microsoft.com/office/2019/extlst" xmlns:r="http://schemas.openxmlformats.org/officeDocument/2006/relationships" xmlns:m="http://schemas.openxmlformats.org/officeDocument/2006/math" xmlns:v="urn:schemas-microsoft-com:vml" xmlns:wp14="http://schemas.microsoft.com/office/word/2010/wordprocessingDrawing" xmlns:wp="http://schemas.openxmlformats.org/drawingml/2006/wordprocessingDrawing" xmlns:w10="urn:schemas-microsoft-com:office:word" xmlns:w="http://schemas.openxmlformats.org/wordprocessingml/2006/main" xmlns:w14="http://schemas.microsoft.com/office/word/2010/wordml" xmlns:w15="http://schemas.microsoft.com/office/word/2012/wordml" xmlns:w16cex="http://schemas.microsoft.com/office/word/2018/wordml/cex" xmlns:w16cid="http://schemas.microsoft.com/office/word/2016/wordml/cid" xmlns:w16="http://schemas.microsoft.com/office/word/2018/wordml" xmlns:w16du="http://schemas.microsoft.com/office/word/2023/wordml/word16du" xmlns:w16sdtdh="http://schemas.microsoft.com/office/word/2020/wordml/sdtdatahash" xmlns:w16sdtfl="http://schemas.microsoft.com/office/word/2024/wordml/sdtformatlock" xmlns:w16se="http://schemas.microsoft.com/office/word/2015/wordml/symex" xmlns:wpg="http://schemas.microsoft.com/office/word/2010/wordprocessingGroup" xmlns:wpi="http://schemas.microsoft.com/office/word/2010/wordprocessingInk" xmlns:wne="http://schemas.microsoft.com/office/word/2006/wordml" xmlns:wps="http://schemas.microsoft.com/office/word/2010/wordprocessingShape" mc:Ignorable="w14 w15 w16se w16cid w16 w16cex w16sdtdh w16sdtfl w16du wp14">
+<w:document xmlns:wpc="http://schemas.microsoft.com/office/word/2010/wordprocessingCanvas" xmlns:cx="http://schemas.microsoft.com/office/drawing/2014/chartex" xmlns:cx1="http://schemas.microsoft.com/office/drawing/2015/9/8/chartex" xmlns:cx2="http://schemas.microsoft.com/office/drawing/2015/10/21/chartex" xmlns:cx3="http://schemas.microsoft.com/office/drawing/2016/5/9/chartex" xmlns:cx4="http://schemas.microsoft.com/office/drawing/2016/5/10/chartex" xmlns:cx5="http://schemas.microsoft.com/office/drawing/2016/5/11/chartex" xmlns:cx6="http://schemas.microsoft.com/office/drawing/2016/5/12/chartex" xmlns:cx7="http://schemas.microsoft.com/office/drawing/2016/5/13/chartex" xmlns:cx8="http://schemas.microsoft.com/office/drawing/2016/5/14/chartex" xmlns:mc="http://schemas.openxmlformats.org/markup-compatibility/2006" xmlns:aink="http://schemas.microsoft.com/office/drawing/2016/ink" xmlns:am3d="http://schemas.microsoft.com/office/drawing/2017/model3d" xmlns:o="urn:schemas-microsoft-com:office:office" xmlns:r="http://schemas.openxmlformats.org/officeDocument/2006/relationships" xmlns:m="http://schemas.openxmlformats.org/officeDocument/2006/math" xmlns:v="urn:schemas-microsoft-com:vml" xmlns:wp14="http://schemas.microsoft.com/office/word/2010/wordprocessingDrawing" xmlns:wp="http://schemas.openxmlformats.org/drawingml/2006/wordprocessingDrawing" xmlns:w10="urn:schemas-microsoft-com:office:word" xmlns:w="http://schemas.openxmlformats.org/wordprocessingml/2006/main" xmlns:w14="http://schemas.microsoft.com/office/word/2010/wordml" xmlns:w15="http://schemas.microsoft.com/office/word/2012/wordml" xmlns:w16cid="http://schemas.microsoft.com/office/word/2016/wordml/cid" xmlns:w16se="http://schemas.microsoft.com/office/word/2015/wordml/symex" xmlns:wpg="http://schemas.microsoft.com/office/word/2010/wordprocessingGroup" xmlns:wpi="http://schemas.microsoft.com/office/word/2010/wordprocessingInk" xmlns:wne="http://schemas.microsoft.com/office/word/2006/wordml" xmlns:wps="http://schemas.microsoft.com/office/word/2010/wordprocessingShape" mc:Ignorable="w14 w15 w16se w16cid wp14">
   <w:body>
     <w:p>
       <w:pPr>
@@ -229,6 +229,7 @@
           <w:rFonts w:ascii="Arial" w:hAnsi="Arial" w:cs="Arial"/>
         </w:rPr>
       </w:pPr>
+      <w:bookmarkStart w:id="0" w:name="_GoBack"/>
       <w:r>
         <w:rPr>
           <w:rFonts w:ascii="Arial" w:hAnsi="Arial" w:cs="Arial"/>
@@ -238,7 +239,6 @@
       <w:r>
         <w:rPr>
           <w:rFonts w:ascii="Arial" w:hAnsi="Arial" w:cs="Arial"/>
-          <w:b/>
           <w:bCs/>
         </w:rPr>
         <w:t>09:00 Hrs</w:t>
@@ -259,7 +259,6 @@
       <w:r>
         <w:rPr>
           <w:rFonts w:ascii="Arial" w:hAnsi="Arial" w:cs="Arial"/>
-          <w:b/>
           <w:bCs/>
         </w:rPr>
         <w:t>09:30 Hrs – 11:30 Hrs</w:t>
@@ -280,7 +279,6 @@
       <w:r>
         <w:rPr>
           <w:rFonts w:ascii="Arial" w:hAnsi="Arial" w:cs="Arial"/>
-          <w:b/>
           <w:bCs/>
         </w:rPr>
         <w:t>11:30 Hrs – 13:00 Hrs</w:t>
@@ -301,7 +299,6 @@
       <w:r>
         <w:rPr>
           <w:rFonts w:ascii="Arial" w:hAnsi="Arial" w:cs="Arial"/>
-          <w:b/>
           <w:bCs/>
         </w:rPr>
         <w:t>13:00 Hrs – 14:30 Hrs</w:t>
@@ -322,7 +319,6 @@
       <w:r>
         <w:rPr>
           <w:rFonts w:ascii="Arial" w:hAnsi="Arial" w:cs="Arial"/>
-          <w:b/>
           <w:bCs/>
         </w:rPr>
         <w:t>14:30 Hrs – 16:30 Hrs</w:t>
@@ -343,7 +339,6 @@
       <w:r>
         <w:rPr>
           <w:rFonts w:ascii="Arial" w:hAnsi="Arial" w:cs="Arial"/>
-          <w:b/>
           <w:bCs/>
         </w:rPr>
         <w:t>16:30 Hrs – 17:00 Hrs</w:t>
@@ -364,7 +359,6 @@
       <w:r>
         <w:rPr>
           <w:rFonts w:ascii="Arial" w:hAnsi="Arial" w:cs="Arial"/>
-          <w:b/>
           <w:bCs/>
         </w:rPr>
         <w:t>17:30 Hrs</w:t>
@@ -376,6 +370,7 @@
         <w:t xml:space="preserve"> – Check-out &amp; departure</w:t>
       </w:r>
     </w:p>
+    <w:bookmarkEnd w:id="0"/>
     <w:p>
       <w:pPr>
         <w:rPr>
@@ -588,7 +583,7 @@
 </file>
 
 <file path=word/endnotes.xml><?xml version="1.0" encoding="utf-8"?>
-<w:endnotes xmlns:wpc="http://schemas.microsoft.com/office/word/2010/wordprocessingCanvas" xmlns:cx="http://schemas.microsoft.com/office/drawing/2014/chartex" xmlns:cx1="http://schemas.microsoft.com/office/drawing/2015/9/8/chartex" xmlns:cx2="http://schemas.microsoft.com/office/drawing/2015/10/21/chartex" xmlns:cx3="http://schemas.microsoft.com/office/drawing/2016/5/9/chartex" xmlns:cx4="http://schemas.microsoft.com/office/drawing/2016/5/10/chartex" xmlns:cx5="http://schemas.microsoft.com/office/drawing/2016/5/11/chartex" xmlns:cx6="http://schemas.microsoft.com/office/drawing/2016/5/12/chartex" xmlns:cx7="http://schemas.microsoft.com/office/drawing/2016/5/13/chartex" xmlns:cx8="http://schemas.microsoft.com/office/drawing/2016/5/14/chartex" xmlns:mc="http://schemas.openxmlformats.org/markup-compatibility/2006" xmlns:aink="http://schemas.microsoft.com/office/drawing/2016/ink" xmlns:am3d="http://schemas.microsoft.com/office/drawing/2017/model3d" xmlns:o="urn:schemas-microsoft-com:office:office" xmlns:oel="http://schemas.microsoft.com/office/2019/extlst" xmlns:r="http://schemas.openxmlformats.org/officeDocument/2006/relationships" xmlns:m="http://schemas.openxmlformats.org/officeDocument/2006/math" xmlns:v="urn:schemas-microsoft-com:vml" xmlns:wp14="http://schemas.microsoft.com/office/word/2010/wordprocessingDrawing" xmlns:wp="http://schemas.openxmlformats.org/drawingml/2006/wordprocessingDrawing" xmlns:w10="urn:schemas-microsoft-com:office:word" xmlns:w="http://schemas.openxmlformats.org/wordprocessingml/2006/main" xmlns:w14="http://schemas.microsoft.com/office/word/2010/wordml" xmlns:w15="http://schemas.microsoft.com/office/word/2012/wordml" xmlns:w16cex="http://schemas.microsoft.com/office/word/2018/wordml/cex" xmlns:w16cid="http://schemas.microsoft.com/office/word/2016/wordml/cid" xmlns:w16="http://schemas.microsoft.com/office/word/2018/wordml" xmlns:w16du="http://schemas.microsoft.com/office/word/2023/wordml/word16du" xmlns:w16sdtdh="http://schemas.microsoft.com/office/word/2020/wordml/sdtdatahash" xmlns:w16sdtfl="http://schemas.microsoft.com/office/word/2024/wordml/sdtformatlock" xmlns:w16se="http://schemas.microsoft.com/office/word/2015/wordml/symex" xmlns:wpg="http://schemas.microsoft.com/office/word/2010/wordprocessingGroup" xmlns:wpi="http://schemas.microsoft.com/office/word/2010/wordprocessingInk" xmlns:wne="http://schemas.microsoft.com/office/word/2006/wordml" xmlns:wps="http://schemas.microsoft.com/office/word/2010/wordprocessingShape" mc:Ignorable="w14 w15 w16se w16cid w16 w16cex w16sdtdh w16sdtfl w16du wp14">
+<w:endnotes xmlns:wpc="http://schemas.microsoft.com/office/word/2010/wordprocessingCanvas" xmlns:cx="http://schemas.microsoft.com/office/drawing/2014/chartex" xmlns:cx1="http://schemas.microsoft.com/office/drawing/2015/9/8/chartex" xmlns:cx2="http://schemas.microsoft.com/office/drawing/2015/10/21/chartex" xmlns:cx3="http://schemas.microsoft.com/office/drawing/2016/5/9/chartex" xmlns:cx4="http://schemas.microsoft.com/office/drawing/2016/5/10/chartex" xmlns:cx5="http://schemas.microsoft.com/office/drawing/2016/5/11/chartex" xmlns:cx6="http://schemas.microsoft.com/office/drawing/2016/5/12/chartex" xmlns:cx7="http://schemas.microsoft.com/office/drawing/2016/5/13/chartex" xmlns:cx8="http://schemas.microsoft.com/office/drawing/2016/5/14/chartex" xmlns:mc="http://schemas.openxmlformats.org/markup-compatibility/2006" xmlns:aink="http://schemas.microsoft.com/office/drawing/2016/ink" xmlns:am3d="http://schemas.microsoft.com/office/drawing/2017/model3d" xmlns:o="urn:schemas-microsoft-com:office:office" xmlns:r="http://schemas.openxmlformats.org/officeDocument/2006/relationships" xmlns:m="http://schemas.openxmlformats.org/officeDocument/2006/math" xmlns:v="urn:schemas-microsoft-com:vml" xmlns:wp14="http://schemas.microsoft.com/office/word/2010/wordprocessingDrawing" xmlns:wp="http://schemas.openxmlformats.org/drawingml/2006/wordprocessingDrawing" xmlns:w10="urn:schemas-microsoft-com:office:word" xmlns:w="http://schemas.openxmlformats.org/wordprocessingml/2006/main" xmlns:w14="http://schemas.microsoft.com/office/word/2010/wordml" xmlns:w15="http://schemas.microsoft.com/office/word/2012/wordml" xmlns:w16cid="http://schemas.microsoft.com/office/word/2016/wordml/cid" xmlns:w16se="http://schemas.microsoft.com/office/word/2015/wordml/symex" xmlns:wpg="http://schemas.microsoft.com/office/word/2010/wordprocessingGroup" xmlns:wpi="http://schemas.microsoft.com/office/word/2010/wordprocessingInk" xmlns:wne="http://schemas.microsoft.com/office/word/2006/wordml" xmlns:wps="http://schemas.microsoft.com/office/word/2010/wordprocessingShape" mc:Ignorable="w14 w15 w16se w16cid wp14">
   <w:endnote w:type="separator" w:id="-1">
     <w:p>
       <w:pPr>
@@ -613,7 +608,7 @@
 </file>
 
 <file path=word/footer1.xml><?xml version="1.0" encoding="utf-8"?>
-<w:ftr xmlns:wpc="http://schemas.microsoft.com/office/word/2010/wordprocessingCanvas" xmlns:cx="http://schemas.microsoft.com/office/drawing/2014/chartex" xmlns:cx1="http://schemas.microsoft.com/office/drawing/2015/9/8/chartex" xmlns:cx2="http://schemas.microsoft.com/office/drawing/2015/10/21/chartex" xmlns:cx3="http://schemas.microsoft.com/office/drawing/2016/5/9/chartex" xmlns:cx4="http://schemas.microsoft.com/office/drawing/2016/5/10/chartex" xmlns:cx5="http://schemas.microsoft.com/office/drawing/2016/5/11/chartex" xmlns:cx6="http://schemas.microsoft.com/office/drawing/2016/5/12/chartex" xmlns:cx7="http://schemas.microsoft.com/office/drawing/2016/5/13/chartex" xmlns:cx8="http://schemas.microsoft.com/office/drawing/2016/5/14/chartex" xmlns:mc="http://schemas.openxmlformats.org/markup-compatibility/2006" xmlns:aink="http://schemas.microsoft.com/office/drawing/2016/ink" xmlns:am3d="http://schemas.microsoft.com/office/drawing/2017/model3d" xmlns:o="urn:schemas-microsoft-com:office:office" xmlns:oel="http://schemas.microsoft.com/office/2019/extlst" xmlns:r="http://schemas.openxmlformats.org/officeDocument/2006/relationships" xmlns:m="http://schemas.openxmlformats.org/officeDocument/2006/math" xmlns:v="urn:schemas-microsoft-com:vml" xmlns:wp14="http://schemas.microsoft.com/office/word/2010/wordprocessingDrawing" xmlns:wp="http://schemas.openxmlformats.org/drawingml/2006/wordprocessingDrawing" xmlns:w10="urn:schemas-microsoft-com:office:word" xmlns:w="http://schemas.openxmlformats.org/wordprocessingml/2006/main" xmlns:w14="http://schemas.microsoft.com/office/word/2010/wordml" xmlns:w15="http://schemas.microsoft.com/office/word/2012/wordml" xmlns:w16cex="http://schemas.microsoft.com/office/word/2018/wordml/cex" xmlns:w16cid="http://schemas.microsoft.com/office/word/2016/wordml/cid" xmlns:w16="http://schemas.microsoft.com/office/word/2018/wordml" xmlns:w16du="http://schemas.microsoft.com/office/word/2023/wordml/word16du" xmlns:w16sdtdh="http://schemas.microsoft.com/office/word/2020/wordml/sdtdatahash" xmlns:w16sdtfl="http://schemas.microsoft.com/office/word/2024/wordml/sdtformatlock" xmlns:w16se="http://schemas.microsoft.com/office/word/2015/wordml/symex" xmlns:wpg="http://schemas.microsoft.com/office/word/2010/wordprocessingGroup" xmlns:wpi="http://schemas.microsoft.com/office/word/2010/wordprocessingInk" xmlns:wne="http://schemas.microsoft.com/office/word/2006/wordml" xmlns:wps="http://schemas.microsoft.com/office/word/2010/wordprocessingShape" mc:Ignorable="w14 w15 w16se w16cid w16 w16cex w16sdtdh w16sdtfl w16du wp14">
+<w:ftr xmlns:wpc="http://schemas.microsoft.com/office/word/2010/wordprocessingCanvas" xmlns:cx="http://schemas.microsoft.com/office/drawing/2014/chartex" xmlns:cx1="http://schemas.microsoft.com/office/drawing/2015/9/8/chartex" xmlns:cx2="http://schemas.microsoft.com/office/drawing/2015/10/21/chartex" xmlns:cx3="http://schemas.microsoft.com/office/drawing/2016/5/9/chartex" xmlns:cx4="http://schemas.microsoft.com/office/drawing/2016/5/10/chartex" xmlns:cx5="http://schemas.microsoft.com/office/drawing/2016/5/11/chartex" xmlns:cx6="http://schemas.microsoft.com/office/drawing/2016/5/12/chartex" xmlns:cx7="http://schemas.microsoft.com/office/drawing/2016/5/13/chartex" xmlns:cx8="http://schemas.microsoft.com/office/drawing/2016/5/14/chartex" xmlns:mc="http://schemas.openxmlformats.org/markup-compatibility/2006" xmlns:aink="http://schemas.microsoft.com/office/drawing/2016/ink" xmlns:am3d="http://schemas.microsoft.com/office/drawing/2017/model3d" xmlns:o="urn:schemas-microsoft-com:office:office" xmlns:r="http://schemas.openxmlformats.org/officeDocument/2006/relationships" xmlns:m="http://schemas.openxmlformats.org/officeDocument/2006/math" xmlns:v="urn:schemas-microsoft-com:vml" xmlns:wp14="http://schemas.microsoft.com/office/word/2010/wordprocessingDrawing" xmlns:wp="http://schemas.openxmlformats.org/drawingml/2006/wordprocessingDrawing" xmlns:w10="urn:schemas-microsoft-com:office:word" xmlns:w="http://schemas.openxmlformats.org/wordprocessingml/2006/main" xmlns:w14="http://schemas.microsoft.com/office/word/2010/wordml" xmlns:w15="http://schemas.microsoft.com/office/word/2012/wordml" xmlns:w16cid="http://schemas.microsoft.com/office/word/2016/wordml/cid" xmlns:w16se="http://schemas.microsoft.com/office/word/2015/wordml/symex" xmlns:wpg="http://schemas.microsoft.com/office/word/2010/wordprocessingGroup" xmlns:wpi="http://schemas.microsoft.com/office/word/2010/wordprocessingInk" xmlns:wne="http://schemas.microsoft.com/office/word/2006/wordml" xmlns:wps="http://schemas.microsoft.com/office/word/2010/wordprocessingShape" mc:Ignorable="w14 w15 w16se w16cid wp14">
   <w:p>
     <w:pPr>
       <w:pStyle w:val="Footer"/>
@@ -728,7 +723,7 @@
 </file>
 
 <file path=word/footnotes.xml><?xml version="1.0" encoding="utf-8"?>
-<w:footnotes xmlns:wpc="http://schemas.microsoft.com/office/word/2010/wordprocessingCanvas" xmlns:cx="http://schemas.microsoft.com/office/drawing/2014/chartex" xmlns:cx1="http://schemas.microsoft.com/office/drawing/2015/9/8/chartex" xmlns:cx2="http://schemas.microsoft.com/office/drawing/2015/10/21/chartex" xmlns:cx3="http://schemas.microsoft.com/office/drawing/2016/5/9/chartex" xmlns:cx4="http://schemas.microsoft.com/office/drawing/2016/5/10/chartex" xmlns:cx5="http://schemas.microsoft.com/office/drawing/2016/5/11/chartex" xmlns:cx6="http://schemas.microsoft.com/office/drawing/2016/5/12/chartex" xmlns:cx7="http://schemas.microsoft.com/office/drawing/2016/5/13/chartex" xmlns:cx8="http://schemas.microsoft.com/office/drawing/2016/5/14/chartex" xmlns:mc="http://schemas.openxmlformats.org/markup-compatibility/2006" xmlns:aink="http://schemas.microsoft.com/office/drawing/2016/ink" xmlns:am3d="http://schemas.microsoft.com/office/drawing/2017/model3d" xmlns:o="urn:schemas-microsoft-com:office:office" xmlns:oel="http://schemas.microsoft.com/office/2019/extlst" xmlns:r="http://schemas.openxmlformats.org/officeDocument/2006/relationships" xmlns:m="http://schemas.openxmlformats.org/officeDocument/2006/math" xmlns:v="urn:schemas-microsoft-com:vml" xmlns:wp14="http://schemas.microsoft.com/office/word/2010/wordprocessingDrawing" xmlns:wp="http://schemas.openxmlformats.org/drawingml/2006/wordprocessingDrawing" xmlns:w10="urn:schemas-microsoft-com:office:word" xmlns:w="http://schemas.openxmlformats.org/wordprocessingml/2006/main" xmlns:w14="http://schemas.microsoft.com/office/word/2010/wordml" xmlns:w15="http://schemas.microsoft.com/office/word/2012/wordml" xmlns:w16cex="http://schemas.microsoft.com/office/word/2018/wordml/cex" xmlns:w16cid="http://schemas.microsoft.com/office/word/2016/wordml/cid" xmlns:w16="http://schemas.microsoft.com/office/word/2018/wordml" xmlns:w16du="http://schemas.microsoft.com/office/word/2023/wordml/word16du" xmlns:w16sdtdh="http://schemas.microsoft.com/office/word/2020/wordml/sdtdatahash" xmlns:w16sdtfl="http://schemas.microsoft.com/office/word/2024/wordml/sdtformatlock" xmlns:w16se="http://schemas.microsoft.com/office/word/2015/wordml/symex" xmlns:wpg="http://schemas.microsoft.com/office/word/2010/wordprocessingGroup" xmlns:wpi="http://schemas.microsoft.com/office/word/2010/wordprocessingInk" xmlns:wne="http://schemas.microsoft.com/office/word/2006/wordml" xmlns:wps="http://schemas.microsoft.com/office/word/2010/wordprocessingShape" mc:Ignorable="w14 w15 w16se w16cid w16 w16cex w16sdtdh w16sdtfl w16du wp14">
+<w:footnotes xmlns:wpc="http://schemas.microsoft.com/office/word/2010/wordprocessingCanvas" xmlns:cx="http://schemas.microsoft.com/office/drawing/2014/chartex" xmlns:cx1="http://schemas.microsoft.com/office/drawing/2015/9/8/chartex" xmlns:cx2="http://schemas.microsoft.com/office/drawing/2015/10/21/chartex" xmlns:cx3="http://schemas.microsoft.com/office/drawing/2016/5/9/chartex" xmlns:cx4="http://schemas.microsoft.com/office/drawing/2016/5/10/chartex" xmlns:cx5="http://schemas.microsoft.com/office/drawing/2016/5/11/chartex" xmlns:cx6="http://schemas.microsoft.com/office/drawing/2016/5/12/chartex" xmlns:cx7="http://schemas.microsoft.com/office/drawing/2016/5/13/chartex" xmlns:cx8="http://schemas.microsoft.com/office/drawing/2016/5/14/chartex" xmlns:mc="http://schemas.openxmlformats.org/markup-compatibility/2006" xmlns:aink="http://schemas.microsoft.com/office/drawing/2016/ink" xmlns:am3d="http://schemas.microsoft.com/office/drawing/2017/model3d" xmlns:o="urn:schemas-microsoft-com:office:office" xmlns:r="http://schemas.openxmlformats.org/officeDocument/2006/relationships" xmlns:m="http://schemas.openxmlformats.org/officeDocument/2006/math" xmlns:v="urn:schemas-microsoft-com:vml" xmlns:wp14="http://schemas.microsoft.com/office/word/2010/wordprocessingDrawing" xmlns:wp="http://schemas.openxmlformats.org/drawingml/2006/wordprocessingDrawing" xmlns:w10="urn:schemas-microsoft-com:office:word" xmlns:w="http://schemas.openxmlformats.org/wordprocessingml/2006/main" xmlns:w14="http://schemas.microsoft.com/office/word/2010/wordml" xmlns:w15="http://schemas.microsoft.com/office/word/2012/wordml" xmlns:w16cid="http://schemas.microsoft.com/office/word/2016/wordml/cid" xmlns:w16se="http://schemas.microsoft.com/office/word/2015/wordml/symex" xmlns:wpg="http://schemas.microsoft.com/office/word/2010/wordprocessingGroup" xmlns:wpi="http://schemas.microsoft.com/office/word/2010/wordprocessingInk" xmlns:wne="http://schemas.microsoft.com/office/word/2006/wordml" xmlns:wps="http://schemas.microsoft.com/office/word/2010/wordprocessingShape" mc:Ignorable="w14 w15 w16se w16cid wp14">
   <w:footnote w:type="separator" w:id="-1">
     <w:p>
       <w:pPr>
@@ -753,7 +748,7 @@
 </file>
 
 <file path=word/header1.xml><?xml version="1.0" encoding="utf-8"?>
-<w:hdr xmlns:wpc="http://schemas.microsoft.com/office/word/2010/wordprocessingCanvas" xmlns:cx="http://schemas.microsoft.com/office/drawing/2014/chartex" xmlns:cx1="http://schemas.microsoft.com/office/drawing/2015/9/8/chartex" xmlns:cx2="http://schemas.microsoft.com/office/drawing/2015/10/21/chartex" xmlns:cx3="http://schemas.microsoft.com/office/drawing/2016/5/9/chartex" xmlns:cx4="http://schemas.microsoft.com/office/drawing/2016/5/10/chartex" xmlns:cx5="http://schemas.microsoft.com/office/drawing/2016/5/11/chartex" xmlns:cx6="http://schemas.microsoft.com/office/drawing/2016/5/12/chartex" xmlns:cx7="http://schemas.microsoft.com/office/drawing/2016/5/13/chartex" xmlns:cx8="http://schemas.microsoft.com/office/drawing/2016/5/14/chartex" xmlns:mc="http://schemas.openxmlformats.org/markup-compatibility/2006" xmlns:aink="http://schemas.microsoft.com/office/drawing/2016/ink" xmlns:am3d="http://schemas.microsoft.com/office/drawing/2017/model3d" xmlns:o="urn:schemas-microsoft-com:office:office" xmlns:oel="http://schemas.microsoft.com/office/2019/extlst" xmlns:r="http://schemas.openxmlformats.org/officeDocument/2006/relationships" xmlns:m="http://schemas.openxmlformats.org/officeDocument/2006/math" xmlns:v="urn:schemas-microsoft-com:vml" xmlns:wp14="http://schemas.microsoft.com/office/word/2010/wordprocessingDrawing" xmlns:wp="http://schemas.openxmlformats.org/drawingml/2006/wordprocessingDrawing" xmlns:w10="urn:schemas-microsoft-com:office:word" xmlns:w="http://schemas.openxmlformats.org/wordprocessingml/2006/main" xmlns:w14="http://schemas.microsoft.com/office/word/2010/wordml" xmlns:w15="http://schemas.microsoft.com/office/word/2012/wordml" xmlns:w16cex="http://schemas.microsoft.com/office/word/2018/wordml/cex" xmlns:w16cid="http://schemas.microsoft.com/office/word/2016/wordml/cid" xmlns:w16="http://schemas.microsoft.com/office/word/2018/wordml" xmlns:w16du="http://schemas.microsoft.com/office/word/2023/wordml/word16du" xmlns:w16sdtdh="http://schemas.microsoft.com/office/word/2020/wordml/sdtdatahash" xmlns:w16sdtfl="http://schemas.microsoft.com/office/word/2024/wordml/sdtformatlock" xmlns:w16se="http://schemas.microsoft.com/office/word/2015/wordml/symex" xmlns:wpg="http://schemas.microsoft.com/office/word/2010/wordprocessingGroup" xmlns:wpi="http://schemas.microsoft.com/office/word/2010/wordprocessingInk" xmlns:wne="http://schemas.microsoft.com/office/word/2006/wordml" xmlns:wps="http://schemas.microsoft.com/office/word/2010/wordprocessingShape" mc:Ignorable="w14 w15 w16se w16cid w16 w16cex w16sdtdh w16sdtfl w16du wp14">
+<w:hdr xmlns:wpc="http://schemas.microsoft.com/office/word/2010/wordprocessingCanvas" xmlns:cx="http://schemas.microsoft.com/office/drawing/2014/chartex" xmlns:cx1="http://schemas.microsoft.com/office/drawing/2015/9/8/chartex" xmlns:cx2="http://schemas.microsoft.com/office/drawing/2015/10/21/chartex" xmlns:cx3="http://schemas.microsoft.com/office/drawing/2016/5/9/chartex" xmlns:cx4="http://schemas.microsoft.com/office/drawing/2016/5/10/chartex" xmlns:cx5="http://schemas.microsoft.com/office/drawing/2016/5/11/chartex" xmlns:cx6="http://schemas.microsoft.com/office/drawing/2016/5/12/chartex" xmlns:cx7="http://schemas.microsoft.com/office/drawing/2016/5/13/chartex" xmlns:cx8="http://schemas.microsoft.com/office/drawing/2016/5/14/chartex" xmlns:mc="http://schemas.openxmlformats.org/markup-compatibility/2006" xmlns:aink="http://schemas.microsoft.com/office/drawing/2016/ink" xmlns:am3d="http://schemas.microsoft.com/office/drawing/2017/model3d" xmlns:o="urn:schemas-microsoft-com:office:office" xmlns:r="http://schemas.openxmlformats.org/officeDocument/2006/relationships" xmlns:m="http://schemas.openxmlformats.org/officeDocument/2006/math" xmlns:v="urn:schemas-microsoft-com:vml" xmlns:wp14="http://schemas.microsoft.com/office/word/2010/wordprocessingDrawing" xmlns:wp="http://schemas.openxmlformats.org/drawingml/2006/wordprocessingDrawing" xmlns:w10="urn:schemas-microsoft-com:office:word" xmlns:w="http://schemas.openxmlformats.org/wordprocessingml/2006/main" xmlns:w14="http://schemas.microsoft.com/office/word/2010/wordml" xmlns:w15="http://schemas.microsoft.com/office/word/2012/wordml" xmlns:w16cid="http://schemas.microsoft.com/office/word/2016/wordml/cid" xmlns:w16se="http://schemas.microsoft.com/office/word/2015/wordml/symex" xmlns:wpg="http://schemas.microsoft.com/office/word/2010/wordprocessingGroup" xmlns:wpi="http://schemas.microsoft.com/office/word/2010/wordprocessingInk" xmlns:wne="http://schemas.microsoft.com/office/word/2006/wordml" xmlns:wps="http://schemas.microsoft.com/office/word/2010/wordprocessingShape" mc:Ignorable="w14 w15 w16se w16cid wp14">
   <w:p>
     <w:pPr>
       <w:pStyle w:val="Header"/>
@@ -852,7 +847,7 @@
 </file>
 
 <file path=word/numbering.xml><?xml version="1.0" encoding="utf-8"?>
-<w:numbering xmlns:wpc="http://schemas.microsoft.com/office/word/2010/wordprocessingCanvas" xmlns:cx="http://schemas.microsoft.com/office/drawing/2014/chartex" xmlns:cx1="http://schemas.microsoft.com/office/drawing/2015/9/8/chartex" xmlns:cx2="http://schemas.microsoft.com/office/drawing/2015/10/21/chartex" xmlns:cx3="http://schemas.microsoft.com/office/drawing/2016/5/9/chartex" xmlns:cx4="http://schemas.microsoft.com/office/drawing/2016/5/10/chartex" xmlns:cx5="http://schemas.microsoft.com/office/drawing/2016/5/11/chartex" xmlns:cx6="http://schemas.microsoft.com/office/drawing/2016/5/12/chartex" xmlns:cx7="http://schemas.microsoft.com/office/drawing/2016/5/13/chartex" xmlns:cx8="http://schemas.microsoft.com/office/drawing/2016/5/14/chartex" xmlns:mc="http://schemas.openxmlformats.org/markup-compatibility/2006" xmlns:aink="http://schemas.microsoft.com/office/drawing/2016/ink" xmlns:am3d="http://schemas.microsoft.com/office/drawing/2017/model3d" xmlns:o="urn:schemas-microsoft-com:office:office" xmlns:oel="http://schemas.microsoft.com/office/2019/extlst" xmlns:r="http://schemas.openxmlformats.org/officeDocument/2006/relationships" xmlns:m="http://schemas.openxmlformats.org/officeDocument/2006/math" xmlns:v="urn:schemas-microsoft-com:vml" xmlns:wp14="http://schemas.microsoft.com/office/word/2010/wordprocessingDrawing" xmlns:wp="http://schemas.openxmlformats.org/drawingml/2006/wordprocessingDrawing" xmlns:w10="urn:schemas-microsoft-com:office:word" xmlns:w="http://schemas.openxmlformats.org/wordprocessingml/2006/main" xmlns:w14="http://schemas.microsoft.com/office/word/2010/wordml" xmlns:w15="http://schemas.microsoft.com/office/word/2012/wordml" xmlns:w16cex="http://schemas.microsoft.com/office/word/2018/wordml/cex" xmlns:w16cid="http://schemas.microsoft.com/office/word/2016/wordml/cid" xmlns:w16="http://schemas.microsoft.com/office/word/2018/wordml" xmlns:w16du="http://schemas.microsoft.com/office/word/2023/wordml/word16du" xmlns:w16sdtdh="http://schemas.microsoft.com/office/word/2020/wordml/sdtdatahash" xmlns:w16sdtfl="http://schemas.microsoft.com/office/word/2024/wordml/sdtformatlock" xmlns:w16se="http://schemas.microsoft.com/office/word/2015/wordml/symex" xmlns:wpg="http://schemas.microsoft.com/office/word/2010/wordprocessingGroup" xmlns:wpi="http://schemas.microsoft.com/office/word/2010/wordprocessingInk" xmlns:wne="http://schemas.microsoft.com/office/word/2006/wordml" xmlns:wps="http://schemas.microsoft.com/office/word/2010/wordprocessingShape" mc:Ignorable="w14 w15 w16se w16cid w16 w16cex w16sdtdh w16sdtfl w16du wp14">
+<w:numbering xmlns:wpc="http://schemas.microsoft.com/office/word/2010/wordprocessingCanvas" xmlns:cx="http://schemas.microsoft.com/office/drawing/2014/chartex" xmlns:cx1="http://schemas.microsoft.com/office/drawing/2015/9/8/chartex" xmlns:cx2="http://schemas.microsoft.com/office/drawing/2015/10/21/chartex" xmlns:cx3="http://schemas.microsoft.com/office/drawing/2016/5/9/chartex" xmlns:cx4="http://schemas.microsoft.com/office/drawing/2016/5/10/chartex" xmlns:cx5="http://schemas.microsoft.com/office/drawing/2016/5/11/chartex" xmlns:cx6="http://schemas.microsoft.com/office/drawing/2016/5/12/chartex" xmlns:cx7="http://schemas.microsoft.com/office/drawing/2016/5/13/chartex" xmlns:cx8="http://schemas.microsoft.com/office/drawing/2016/5/14/chartex" xmlns:mc="http://schemas.openxmlformats.org/markup-compatibility/2006" xmlns:aink="http://schemas.microsoft.com/office/drawing/2016/ink" xmlns:am3d="http://schemas.microsoft.com/office/drawing/2017/model3d" xmlns:o="urn:schemas-microsoft-com:office:office" xmlns:r="http://schemas.openxmlformats.org/officeDocument/2006/relationships" xmlns:m="http://schemas.openxmlformats.org/officeDocument/2006/math" xmlns:v="urn:schemas-microsoft-com:vml" xmlns:wp14="http://schemas.microsoft.com/office/word/2010/wordprocessingDrawing" xmlns:wp="http://schemas.openxmlformats.org/drawingml/2006/wordprocessingDrawing" xmlns:w10="urn:schemas-microsoft-com:office:word" xmlns:w="http://schemas.openxmlformats.org/wordprocessingml/2006/main" xmlns:w14="http://schemas.microsoft.com/office/word/2010/wordml" xmlns:w15="http://schemas.microsoft.com/office/word/2012/wordml" xmlns:w16cid="http://schemas.microsoft.com/office/word/2016/wordml/cid" xmlns:w16se="http://schemas.microsoft.com/office/word/2015/wordml/symex" xmlns:wpg="http://schemas.microsoft.com/office/word/2010/wordprocessingGroup" xmlns:wpi="http://schemas.microsoft.com/office/word/2010/wordprocessingInk" xmlns:wne="http://schemas.microsoft.com/office/word/2006/wordml" xmlns:wps="http://schemas.microsoft.com/office/word/2010/wordprocessingShape" mc:Ignorable="w14 w15 w16se w16cid wp14">
   <w:abstractNum w:abstractNumId="0" w15:restartNumberingAfterBreak="0">
     <w:nsid w:val="170A1B7D"/>
     <w:multiLevelType w:val="multilevel"/>
@@ -1896,32 +1891,32 @@
       </w:rPr>
     </w:lvl>
   </w:abstractNum>
-  <w:num w:numId="1" w16cid:durableId="1047029297">
+  <w:num w:numId="1">
     <w:abstractNumId w:val="1"/>
   </w:num>
-  <w:num w:numId="2" w16cid:durableId="462776436">
+  <w:num w:numId="2">
     <w:abstractNumId w:val="4"/>
   </w:num>
-  <w:num w:numId="3" w16cid:durableId="1428306725">
+  <w:num w:numId="3">
     <w:abstractNumId w:val="2"/>
   </w:num>
-  <w:num w:numId="4" w16cid:durableId="1940210484">
+  <w:num w:numId="4">
     <w:abstractNumId w:val="6"/>
   </w:num>
-  <w:num w:numId="5" w16cid:durableId="901721984">
+  <w:num w:numId="5">
     <w:abstractNumId w:val="0"/>
   </w:num>
-  <w:num w:numId="6" w16cid:durableId="1610046442">
+  <w:num w:numId="6">
     <w:abstractNumId w:val="5"/>
   </w:num>
-  <w:num w:numId="7" w16cid:durableId="1991590467">
+  <w:num w:numId="7">
     <w:abstractNumId w:val="3"/>
   </w:num>
 </w:numbering>
 </file>
 
 <file path=word/styles.xml><?xml version="1.0" encoding="utf-8"?>
-<w:styles xmlns:mc="http://schemas.openxmlformats.org/markup-compatibility/2006" xmlns:r="http://schemas.openxmlformats.org/officeDocument/2006/relationships" xmlns:w="http://schemas.openxmlformats.org/wordprocessingml/2006/main" xmlns:w14="http://schemas.microsoft.com/office/word/2010/wordml" xmlns:w15="http://schemas.microsoft.com/office/word/2012/wordml" xmlns:w16cex="http://schemas.microsoft.com/office/word/2018/wordml/cex" xmlns:w16cid="http://schemas.microsoft.com/office/word/2016/wordml/cid" xmlns:w16="http://schemas.microsoft.com/office/word/2018/wordml" xmlns:w16du="http://schemas.microsoft.com/office/word/2023/wordml/word16du" xmlns:w16sdtdh="http://schemas.microsoft.com/office/word/2020/wordml/sdtdatahash" xmlns:w16sdtfl="http://schemas.microsoft.com/office/word/2024/wordml/sdtformatlock" xmlns:w16se="http://schemas.microsoft.com/office/word/2015/wordml/symex" mc:Ignorable="w14 w15 w16se w16cid w16 w16cex w16sdtdh w16sdtfl w16du">
+<w:styles xmlns:mc="http://schemas.openxmlformats.org/markup-compatibility/2006" xmlns:r="http://schemas.openxmlformats.org/officeDocument/2006/relationships" xmlns:w="http://schemas.openxmlformats.org/wordprocessingml/2006/main" xmlns:w14="http://schemas.microsoft.com/office/word/2010/wordml" xmlns:w15="http://schemas.microsoft.com/office/word/2012/wordml" xmlns:w16cid="http://schemas.microsoft.com/office/word/2016/wordml/cid" xmlns:w16se="http://schemas.microsoft.com/office/word/2015/wordml/symex" mc:Ignorable="w14 w15 w16se w16cid">
   <w:docDefaults>
     <w:rPrDefault>
       <w:rPr>
@@ -1937,7 +1932,7 @@
       </w:pPr>
     </w:pPrDefault>
   </w:docDefaults>
-  <w:latentStyles w:defLockedState="0" w:defUIPriority="99" w:defSemiHidden="0" w:defUnhideWhenUsed="0" w:defQFormat="0" w:count="376">
+  <w:latentStyles w:defLockedState="0" w:defUIPriority="99" w:defSemiHidden="0" w:defUnhideWhenUsed="0" w:defQFormat="0" w:count="375">
     <w:lsdException w:name="Normal" w:uiPriority="0" w:qFormat="1"/>
     <w:lsdException w:name="heading 1" w:uiPriority="9" w:qFormat="1"/>
     <w:lsdException w:name="heading 2" w:semiHidden="1" w:uiPriority="9" w:unhideWhenUsed="1" w:qFormat="1"/>
@@ -2313,7 +2308,6 @@
     <w:lsdException w:name="Smart Hyperlink" w:semiHidden="1" w:unhideWhenUsed="1"/>
     <w:lsdException w:name="Hashtag" w:semiHidden="1" w:unhideWhenUsed="1"/>
     <w:lsdException w:name="Unresolved Mention" w:semiHidden="1" w:unhideWhenUsed="1"/>
-    <w:lsdException w:name="Smart Link" w:semiHidden="1" w:unhideWhenUsed="1"/>
   </w:latentStyles>
   <w:style w:type="paragraph" w:default="1" w:styleId="Normal">
     <w:name w:val="Normal"/>
